--- a/毕业材料/1）硕士学位材料包/电子版材料/9.答辩决议_朱博林.docx
+++ b/毕业材料/1）硕士学位材料包/电子版材料/9.答辩决议_朱博林.docx
@@ -80,7 +80,102 @@
           <w:sz w:val="28"/>
           <w:szCs w:val="28"/>
         </w:rPr>
-        <w:t>论文构建了基于公式的数值推理数据集，详细介绍了可自动化的构建流程。论文基于构建的数据集进行了多种方法的评测和分析，并提出了一种基于公式的数值推理方法。</w:t>
+        <w:t>论文构建了基于公式的数值推理数据集</w:t>
+      </w:r>
+      <w:r>
+        <w:rPr>
+          <w:rFonts w:hint="eastAsia" w:ascii="宋体" w:hAnsi="宋体" w:eastAsia="宋体"/>
+          <w:sz w:val="28"/>
+          <w:szCs w:val="28"/>
+          <w:lang w:eastAsia="zh-CN"/>
+        </w:rPr>
+        <w:t>，为</w:t>
+      </w:r>
+      <w:r>
+        <w:rPr>
+          <w:rFonts w:hint="eastAsia" w:ascii="宋体" w:hAnsi="宋体" w:eastAsia="宋体"/>
+          <w:sz w:val="28"/>
+          <w:szCs w:val="28"/>
+          <w:lang w:val="en-US" w:eastAsia="zh-CN"/>
+        </w:rPr>
+        <w:t>数据集中的</w:t>
+      </w:r>
+      <w:r>
+        <w:rPr>
+          <w:rFonts w:hint="eastAsia" w:ascii="宋体" w:hAnsi="宋体" w:eastAsia="宋体"/>
+          <w:sz w:val="28"/>
+          <w:szCs w:val="28"/>
+          <w:lang w:eastAsia="zh-CN"/>
+        </w:rPr>
+        <w:t>每个问题提供了细粒度的</w:t>
+      </w:r>
+      <w:r>
+        <w:rPr>
+          <w:rFonts w:hint="eastAsia" w:ascii="宋体" w:hAnsi="宋体" w:eastAsia="宋体"/>
+          <w:sz w:val="28"/>
+          <w:szCs w:val="28"/>
+          <w:lang w:val="en-US" w:eastAsia="zh-CN"/>
+        </w:rPr>
+        <w:t>标注</w:t>
+      </w:r>
+      <w:r>
+        <w:rPr>
+          <w:rFonts w:hint="eastAsia" w:ascii="宋体" w:hAnsi="宋体" w:eastAsia="宋体"/>
+          <w:sz w:val="28"/>
+          <w:szCs w:val="28"/>
+        </w:rPr>
+        <w:t>，</w:t>
+      </w:r>
+      <w:r>
+        <w:rPr>
+          <w:rFonts w:hint="eastAsia" w:ascii="宋体" w:hAnsi="宋体" w:eastAsia="宋体"/>
+          <w:sz w:val="28"/>
+          <w:szCs w:val="28"/>
+          <w:lang w:val="en-US" w:eastAsia="zh-CN"/>
+        </w:rPr>
+        <w:t>并</w:t>
+      </w:r>
+      <w:r>
+        <w:rPr>
+          <w:rFonts w:hint="eastAsia" w:ascii="宋体" w:hAnsi="宋体" w:eastAsia="宋体"/>
+          <w:sz w:val="28"/>
+          <w:szCs w:val="28"/>
+        </w:rPr>
+        <w:t>详细介绍了可自动化的构建流程。</w:t>
+      </w:r>
+      <w:r>
+        <w:rPr>
+          <w:rFonts w:hint="eastAsia" w:ascii="宋体" w:hAnsi="宋体" w:eastAsia="宋体"/>
+          <w:sz w:val="28"/>
+          <w:szCs w:val="28"/>
+          <w:lang w:val="en-US" w:eastAsia="zh-CN"/>
+        </w:rPr>
+        <w:t>该</w:t>
+      </w:r>
+      <w:r>
+        <w:rPr>
+          <w:rFonts w:hint="eastAsia" w:ascii="宋体" w:hAnsi="宋体" w:eastAsia="宋体"/>
+          <w:sz w:val="28"/>
+          <w:szCs w:val="28"/>
+        </w:rPr>
+        <w:t>数据集可以用于增强或评估知识引导的推理能力</w:t>
+      </w:r>
+      <w:r>
+        <w:rPr>
+          <w:rFonts w:hint="eastAsia" w:ascii="宋体" w:hAnsi="宋体" w:eastAsia="宋体"/>
+          <w:sz w:val="28"/>
+          <w:szCs w:val="28"/>
+          <w:lang w:eastAsia="zh-CN"/>
+        </w:rPr>
+        <w:t>，</w:t>
+      </w:r>
+      <w:r>
+        <w:rPr>
+          <w:rFonts w:hint="eastAsia" w:ascii="宋体" w:hAnsi="宋体" w:eastAsia="宋体"/>
+          <w:sz w:val="28"/>
+          <w:szCs w:val="28"/>
+        </w:rPr>
+        <w:t>其规范化的推理步骤对于步骤监督方法和公式研究具有一定意义。</w:t>
       </w:r>
     </w:p>
     <w:p>
@@ -104,7 +199,7 @@
           <w:rFonts w:hint="eastAsia" w:ascii="宋体" w:hAnsi="宋体" w:eastAsia="宋体"/>
           <w:sz w:val="28"/>
           <w:szCs w:val="28"/>
-          <w:lang w:eastAsia="zh-CN"/>
+          <w:lang w:val="en-US" w:eastAsia="zh-CN"/>
         </w:rPr>
       </w:pPr>
       <w:r>
@@ -112,43 +207,12 @@
           <w:rFonts w:hint="eastAsia" w:ascii="宋体" w:hAnsi="宋体" w:eastAsia="宋体"/>
           <w:sz w:val="28"/>
           <w:szCs w:val="28"/>
-        </w:rPr>
-        <w:t>论文提出</w:t>
-      </w:r>
-      <w:r>
-        <w:rPr>
-          <w:rFonts w:hint="eastAsia" w:ascii="宋体" w:hAnsi="宋体" w:eastAsia="宋体"/>
-          <w:sz w:val="28"/>
-          <w:szCs w:val="28"/>
           <w:lang w:val="en-US" w:eastAsia="zh-CN"/>
         </w:rPr>
-        <w:t>的</w:t>
-      </w:r>
-      <w:r>
-        <w:rPr>
-          <w:rFonts w:hint="eastAsia" w:ascii="宋体" w:hAnsi="宋体" w:eastAsia="宋体"/>
-          <w:sz w:val="28"/>
-          <w:szCs w:val="28"/>
-        </w:rPr>
-        <w:t>数据集可以用于增强或评估知识引导的推理能力</w:t>
-      </w:r>
-      <w:r>
-        <w:rPr>
-          <w:rFonts w:hint="eastAsia" w:ascii="宋体" w:hAnsi="宋体" w:eastAsia="宋体"/>
-          <w:sz w:val="28"/>
-          <w:szCs w:val="28"/>
-          <w:lang w:eastAsia="zh-CN"/>
-        </w:rPr>
-        <w:t>，</w:t>
-      </w:r>
-      <w:r>
-        <w:rPr>
-          <w:rFonts w:hint="eastAsia" w:ascii="宋体" w:hAnsi="宋体" w:eastAsia="宋体"/>
-          <w:sz w:val="28"/>
-          <w:szCs w:val="28"/>
-        </w:rPr>
-        <w:t>其规范化的推理步骤对于步骤监督方法和公式研究具有一定意义。</w:t>
-      </w:r>
+        <w:t>论文基于该数据集进行了较为全面的评测。论文不仅</w:t>
+      </w:r>
+      <w:bookmarkStart w:id="0" w:name="_GoBack"/>
+      <w:bookmarkEnd w:id="0"/>
       <w:r>
         <w:rPr>
           <w:rFonts w:hint="eastAsia" w:ascii="宋体" w:hAnsi="宋体" w:eastAsia="宋体"/>
@@ -156,41 +220,7 @@
           <w:szCs w:val="28"/>
           <w:lang w:val="en-US" w:eastAsia="zh-CN"/>
         </w:rPr>
-        <w:t>论文中</w:t>
-      </w:r>
-      <w:r>
-        <w:rPr>
-          <w:rFonts w:hint="eastAsia" w:ascii="宋体" w:hAnsi="宋体" w:eastAsia="宋体"/>
-          <w:sz w:val="28"/>
-          <w:szCs w:val="28"/>
-        </w:rPr>
-        <w:t>较多的实验结果为未来的进一步研究奠定基础，</w:t>
-      </w:r>
-      <w:r>
-        <w:rPr>
-          <w:rFonts w:hint="eastAsia" w:ascii="宋体" w:hAnsi="宋体" w:eastAsia="宋体"/>
-          <w:sz w:val="28"/>
-          <w:szCs w:val="28"/>
-          <w:lang w:val="en-US" w:eastAsia="zh-CN"/>
-        </w:rPr>
-        <w:t>提出的方法</w:t>
-      </w:r>
-      <w:r>
-        <w:rPr>
-          <w:rFonts w:hint="eastAsia" w:ascii="宋体" w:hAnsi="宋体" w:eastAsia="宋体"/>
-          <w:sz w:val="28"/>
-          <w:szCs w:val="28"/>
-        </w:rPr>
-        <w:t>对于知识监督和多模块协作的数值推理研究有一定意义</w:t>
-      </w:r>
-      <w:r>
-        <w:rPr>
-          <w:rFonts w:hint="eastAsia" w:ascii="宋体" w:hAnsi="宋体" w:eastAsia="宋体"/>
-          <w:sz w:val="28"/>
-          <w:szCs w:val="28"/>
-          <w:lang w:eastAsia="zh-CN"/>
-        </w:rPr>
-        <w:t>。</w:t>
+        <w:t>对各种规模的大语言模型进行了零样本方法评测，同时还进行了检索增强生成方法、监督微调方法以及直接偏好优化方法的评测，实验结果为未来的研究奠定了基础。</w:t>
       </w:r>
     </w:p>
     <w:p>
@@ -211,21 +241,20 @@
         <w:ind w:firstLine="560" w:firstLineChars="200"/>
         <w:textAlignment w:val="auto"/>
         <w:rPr>
-          <w:rFonts w:ascii="宋体" w:hAnsi="宋体" w:eastAsia="宋体"/>
-          <w:b/>
-          <w:sz w:val="28"/>
-          <w:szCs w:val="28"/>
+          <w:rFonts w:hint="eastAsia" w:ascii="宋体" w:hAnsi="宋体" w:eastAsia="宋体"/>
+          <w:sz w:val="28"/>
+          <w:szCs w:val="28"/>
+          <w:lang w:val="en-US" w:eastAsia="zh-CN"/>
         </w:rPr>
       </w:pPr>
       <w:r>
         <w:rPr>
           <w:rFonts w:hint="eastAsia" w:ascii="宋体" w:hAnsi="宋体" w:eastAsia="宋体"/>
-          <w:b w:val="0"/>
-          <w:bCs/>
-          <w:sz w:val="28"/>
-          <w:szCs w:val="28"/>
-        </w:rPr>
-        <w:t>论文结构合理，条理清晰。论文工作表明作者在本学科掌握了扎实的基础理论和系统的专门知识；具有从事科学研究工作或独立承担专门技术工作的能力。论文达到硕士学位论文水平。</w:t>
+          <w:sz w:val="28"/>
+          <w:szCs w:val="28"/>
+          <w:lang w:val="en-US" w:eastAsia="zh-CN"/>
+        </w:rPr>
+        <w:t>论文提出了一种基于公式的数值推理方法。该方法将数值推理任务基于公式进行任务分解，通过公式生成模块、参数识别模块和数值计算模块进行问题解答，并引入公式计算器来保障计算的可靠性，提高模型效果。该方法对于知识监督以及多模块协作的数值推理研究具有一定意义。</w:t>
       </w:r>
     </w:p>
     <w:p>
@@ -247,8 +276,7 @@
         <w:textAlignment w:val="auto"/>
         <w:rPr>
           <w:rFonts w:ascii="宋体" w:hAnsi="宋体" w:eastAsia="宋体"/>
-          <w:b w:val="0"/>
-          <w:bCs/>
+          <w:b/>
           <w:sz w:val="28"/>
           <w:szCs w:val="28"/>
         </w:rPr>
@@ -261,6 +289,42 @@
           <w:sz w:val="28"/>
           <w:szCs w:val="28"/>
         </w:rPr>
+        <w:t>论文结构合理，条理清晰。论文工作表明作者在本学科掌握了扎实的基础理论和系统的专门知识；具有从事科学研究工作或独立承担专门技术工作的能力。论文达到硕士学位论文水平。</w:t>
+      </w:r>
+    </w:p>
+    <w:p>
+      <w:pPr>
+        <w:keepNext w:val="0"/>
+        <w:keepLines w:val="0"/>
+        <w:pageBreakBefore w:val="0"/>
+        <w:widowControl w:val="0"/>
+        <w:kinsoku/>
+        <w:wordWrap/>
+        <w:overflowPunct/>
+        <w:topLinePunct w:val="0"/>
+        <w:autoSpaceDE/>
+        <w:autoSpaceDN/>
+        <w:bidi w:val="0"/>
+        <w:adjustRightInd/>
+        <w:snapToGrid/>
+        <w:ind w:firstLine="560" w:firstLineChars="200"/>
+        <w:textAlignment w:val="auto"/>
+        <w:rPr>
+          <w:rFonts w:ascii="宋体" w:hAnsi="宋体" w:eastAsia="宋体"/>
+          <w:b w:val="0"/>
+          <w:bCs/>
+          <w:sz w:val="28"/>
+          <w:szCs w:val="28"/>
+        </w:rPr>
+      </w:pPr>
+      <w:r>
+        <w:rPr>
+          <w:rFonts w:hint="eastAsia" w:ascii="宋体" w:hAnsi="宋体" w:eastAsia="宋体"/>
+          <w:b w:val="0"/>
+          <w:bCs/>
+          <w:sz w:val="28"/>
+          <w:szCs w:val="28"/>
+        </w:rPr>
         <w:t>在答辩中，思路清晰</w:t>
       </w:r>
       <w:r>
@@ -274,8 +338,6 @@
         </w:rPr>
         <w:t>，</w:t>
       </w:r>
-      <w:bookmarkStart w:id="0" w:name="_GoBack"/>
-      <w:bookmarkEnd w:id="0"/>
       <w:r>
         <w:rPr>
           <w:rFonts w:hint="eastAsia" w:ascii="宋体" w:hAnsi="宋体" w:eastAsia="宋体"/>
@@ -518,7 +580,7 @@
     <w:lsdException w:uiPriority="99" w:name="HTML Sample"/>
     <w:lsdException w:uiPriority="99" w:name="HTML Typewriter"/>
     <w:lsdException w:uiPriority="99" w:name="HTML Variable"/>
-    <w:lsdException w:uiPriority="99" w:name="Normal Table"/>
+    <w:lsdException w:qFormat="1" w:uiPriority="99" w:name="Normal Table"/>
     <w:lsdException w:uiPriority="99" w:name="annotation subject"/>
     <w:lsdException w:uiPriority="99" w:name="Table Simple 1"/>
     <w:lsdException w:uiPriority="99" w:name="Table Simple 2"/>
@@ -712,6 +774,7 @@
     <w:name w:val="Normal Table"/>
     <w:semiHidden/>
     <w:unhideWhenUsed/>
+    <w:qFormat/>
     <w:uiPriority w:val="99"/>
     <w:tblPr>
       <w:tblCellMar>

--- a/毕业材料/1）硕士学位材料包/电子版材料/9.答辩决议_朱博林.docx
+++ b/毕业材料/1）硕士学位材料包/电子版材料/9.答辩决议_朱博林.docx
@@ -37,9 +37,10 @@
         <w:ind w:firstLine="560" w:firstLineChars="200"/>
         <w:textAlignment w:val="auto"/>
         <w:rPr>
-          <w:rFonts w:ascii="宋体" w:hAnsi="宋体" w:eastAsia="宋体"/>
-          <w:sz w:val="28"/>
-          <w:szCs w:val="28"/>
+          <w:rFonts w:hint="default" w:ascii="宋体" w:hAnsi="宋体" w:eastAsia="宋体"/>
+          <w:sz w:val="28"/>
+          <w:szCs w:val="28"/>
+          <w:lang w:val="en-US" w:eastAsia="zh-CN"/>
         </w:rPr>
       </w:pPr>
       <w:r>
@@ -48,7 +49,127 @@
           <w:sz w:val="28"/>
           <w:szCs w:val="28"/>
         </w:rPr>
-        <w:t>论文主要针对基于公式的数值推理进行研究。现有的数据集通常依赖隐性数学知识，缺少公式知识的标注，现有的大语言模型推理方法中也较少关注对于公式知识的运用，容易出现幻觉或错误。对于该方向的研究有助于提升模型在数值推理上的性能表现，提高模型对公式知识的运用能力。</w:t>
+        <w:t>论文主要针对基于公式的数值推理</w:t>
+      </w:r>
+      <w:r>
+        <w:rPr>
+          <w:rFonts w:hint="eastAsia" w:ascii="宋体" w:hAnsi="宋体" w:eastAsia="宋体"/>
+          <w:sz w:val="28"/>
+          <w:szCs w:val="28"/>
+          <w:lang w:val="en-US" w:eastAsia="zh-CN"/>
+        </w:rPr>
+        <w:t>这一方向进行实证研究</w:t>
+      </w:r>
+      <w:r>
+        <w:rPr>
+          <w:rFonts w:hint="eastAsia" w:ascii="宋体" w:hAnsi="宋体" w:eastAsia="宋体"/>
+          <w:sz w:val="28"/>
+          <w:szCs w:val="28"/>
+        </w:rPr>
+        <w:t>。</w:t>
+      </w:r>
+      <w:r>
+        <w:rPr>
+          <w:rFonts w:hint="eastAsia" w:ascii="宋体" w:hAnsi="宋体" w:eastAsia="宋体"/>
+          <w:sz w:val="28"/>
+          <w:szCs w:val="28"/>
+          <w:lang w:val="en-US" w:eastAsia="zh-CN"/>
+        </w:rPr>
+        <w:t>该领域面临如下问题：</w:t>
+      </w:r>
+      <w:r>
+        <w:rPr>
+          <w:rFonts w:hint="eastAsia" w:ascii="宋体" w:hAnsi="宋体" w:eastAsia="宋体"/>
+          <w:sz w:val="28"/>
+          <w:szCs w:val="28"/>
+        </w:rPr>
+        <w:t>现有的数据集缺少公式知识的标注，现有的大语言模型推理方法中也较少关注对于公式知识的运用，容易出现幻觉或错误。</w:t>
+      </w:r>
+      <w:r>
+        <w:rPr>
+          <w:rFonts w:hint="eastAsia" w:ascii="宋体" w:hAnsi="宋体" w:eastAsia="宋体"/>
+          <w:sz w:val="28"/>
+          <w:szCs w:val="28"/>
+          <w:lang w:val="en-US" w:eastAsia="zh-CN"/>
+        </w:rPr>
+        <w:t>本</w:t>
+      </w:r>
+      <w:r>
+        <w:rPr>
+          <w:rFonts w:hint="eastAsia" w:ascii="宋体" w:hAnsi="宋体" w:eastAsia="宋体"/>
+          <w:sz w:val="28"/>
+          <w:szCs w:val="28"/>
+        </w:rPr>
+        <w:t>选题围绕在数值推理中</w:t>
+      </w:r>
+      <w:r>
+        <w:rPr>
+          <w:rFonts w:hint="eastAsia" w:ascii="宋体" w:hAnsi="宋体" w:eastAsia="宋体"/>
+          <w:sz w:val="28"/>
+          <w:szCs w:val="28"/>
+          <w:lang w:val="en-US" w:eastAsia="zh-CN"/>
+        </w:rPr>
+        <w:t>的公式知识</w:t>
+      </w:r>
+      <w:r>
+        <w:rPr>
+          <w:rFonts w:hint="eastAsia" w:ascii="宋体" w:hAnsi="宋体" w:eastAsia="宋体"/>
+          <w:sz w:val="28"/>
+          <w:szCs w:val="28"/>
+        </w:rPr>
+        <w:t>展开研究，旨在探索</w:t>
+      </w:r>
+      <w:r>
+        <w:rPr>
+          <w:rFonts w:hint="eastAsia" w:ascii="宋体" w:hAnsi="宋体" w:eastAsia="宋体"/>
+          <w:sz w:val="28"/>
+          <w:szCs w:val="28"/>
+          <w:lang w:val="en-US" w:eastAsia="zh-CN"/>
+        </w:rPr>
+        <w:t>基于</w:t>
+      </w:r>
+      <w:r>
+        <w:rPr>
+          <w:rFonts w:hint="eastAsia" w:ascii="宋体" w:hAnsi="宋体" w:eastAsia="宋体"/>
+          <w:sz w:val="28"/>
+          <w:szCs w:val="28"/>
+        </w:rPr>
+        <w:t>公式知识的数值推理数据集构建方法</w:t>
+      </w:r>
+      <w:r>
+        <w:rPr>
+          <w:rFonts w:hint="eastAsia" w:ascii="宋体" w:hAnsi="宋体" w:eastAsia="宋体"/>
+          <w:sz w:val="28"/>
+          <w:szCs w:val="28"/>
+          <w:lang w:val="en-US" w:eastAsia="zh-CN"/>
+        </w:rPr>
+        <w:t>与基于</w:t>
+      </w:r>
+      <w:r>
+        <w:rPr>
+          <w:rFonts w:hint="eastAsia" w:ascii="宋体" w:hAnsi="宋体" w:eastAsia="宋体"/>
+          <w:sz w:val="28"/>
+          <w:szCs w:val="28"/>
+        </w:rPr>
+        <w:t>公式知识的大语言模型推理方法</w:t>
+      </w:r>
+      <w:r>
+        <w:rPr>
+          <w:rFonts w:hint="eastAsia" w:ascii="宋体" w:hAnsi="宋体" w:eastAsia="宋体"/>
+          <w:sz w:val="28"/>
+          <w:szCs w:val="28"/>
+          <w:lang w:eastAsia="zh-CN"/>
+        </w:rPr>
+        <w:t>，</w:t>
+      </w:r>
+      <w:r>
+        <w:rPr>
+          <w:rFonts w:hint="eastAsia" w:ascii="宋体" w:hAnsi="宋体" w:eastAsia="宋体"/>
+          <w:sz w:val="28"/>
+          <w:szCs w:val="28"/>
+          <w:lang w:val="en-US" w:eastAsia="zh-CN"/>
+        </w:rPr>
+        <w:t>以期补充公式知识标注，提升模型的数值推理效果。</w:t>
       </w:r>
     </w:p>
     <w:p>
@@ -69,9 +190,10 @@
         <w:ind w:firstLine="560" w:firstLineChars="200"/>
         <w:textAlignment w:val="auto"/>
         <w:rPr>
-          <w:rFonts w:hint="eastAsia" w:ascii="宋体" w:hAnsi="宋体" w:eastAsia="宋体"/>
-          <w:sz w:val="28"/>
-          <w:szCs w:val="28"/>
+          <w:rFonts w:hint="default" w:ascii="宋体" w:hAnsi="宋体" w:eastAsia="宋体"/>
+          <w:sz w:val="28"/>
+          <w:szCs w:val="28"/>
+          <w:lang w:val="en-US" w:eastAsia="zh-CN"/>
         </w:rPr>
       </w:pPr>
       <w:r>
@@ -79,103 +201,26 @@
           <w:rFonts w:hint="eastAsia" w:ascii="宋体" w:hAnsi="宋体" w:eastAsia="宋体"/>
           <w:sz w:val="28"/>
           <w:szCs w:val="28"/>
-        </w:rPr>
-        <w:t>论文构建了基于公式的数值推理数据集</w:t>
-      </w:r>
-      <w:r>
-        <w:rPr>
-          <w:rFonts w:hint="eastAsia" w:ascii="宋体" w:hAnsi="宋体" w:eastAsia="宋体"/>
-          <w:sz w:val="28"/>
-          <w:szCs w:val="28"/>
-          <w:lang w:eastAsia="zh-CN"/>
-        </w:rPr>
-        <w:t>，为</w:t>
-      </w:r>
-      <w:r>
-        <w:rPr>
-          <w:rFonts w:hint="eastAsia" w:ascii="宋体" w:hAnsi="宋体" w:eastAsia="宋体"/>
-          <w:sz w:val="28"/>
-          <w:szCs w:val="28"/>
-          <w:lang w:val="en-US" w:eastAsia="zh-CN"/>
-        </w:rPr>
-        <w:t>数据集中的</w:t>
-      </w:r>
-      <w:r>
-        <w:rPr>
-          <w:rFonts w:hint="eastAsia" w:ascii="宋体" w:hAnsi="宋体" w:eastAsia="宋体"/>
-          <w:sz w:val="28"/>
-          <w:szCs w:val="28"/>
-          <w:lang w:eastAsia="zh-CN"/>
-        </w:rPr>
-        <w:t>每个问题提供了细粒度的</w:t>
-      </w:r>
-      <w:r>
-        <w:rPr>
-          <w:rFonts w:hint="eastAsia" w:ascii="宋体" w:hAnsi="宋体" w:eastAsia="宋体"/>
-          <w:sz w:val="28"/>
-          <w:szCs w:val="28"/>
-          <w:lang w:val="en-US" w:eastAsia="zh-CN"/>
-        </w:rPr>
-        <w:t>标注</w:t>
-      </w:r>
-      <w:r>
-        <w:rPr>
-          <w:rFonts w:hint="eastAsia" w:ascii="宋体" w:hAnsi="宋体" w:eastAsia="宋体"/>
-          <w:sz w:val="28"/>
-          <w:szCs w:val="28"/>
-        </w:rPr>
-        <w:t>，</w:t>
-      </w:r>
-      <w:r>
-        <w:rPr>
-          <w:rFonts w:hint="eastAsia" w:ascii="宋体" w:hAnsi="宋体" w:eastAsia="宋体"/>
-          <w:sz w:val="28"/>
-          <w:szCs w:val="28"/>
-          <w:lang w:val="en-US" w:eastAsia="zh-CN"/>
-        </w:rPr>
-        <w:t>并</w:t>
-      </w:r>
-      <w:r>
-        <w:rPr>
-          <w:rFonts w:hint="eastAsia" w:ascii="宋体" w:hAnsi="宋体" w:eastAsia="宋体"/>
-          <w:sz w:val="28"/>
-          <w:szCs w:val="28"/>
-        </w:rPr>
-        <w:t>详细介绍了可自动化的构建流程。</w:t>
-      </w:r>
-      <w:r>
-        <w:rPr>
-          <w:rFonts w:hint="eastAsia" w:ascii="宋体" w:hAnsi="宋体" w:eastAsia="宋体"/>
-          <w:sz w:val="28"/>
-          <w:szCs w:val="28"/>
-          <w:lang w:val="en-US" w:eastAsia="zh-CN"/>
-        </w:rPr>
-        <w:t>该</w:t>
-      </w:r>
-      <w:r>
-        <w:rPr>
-          <w:rFonts w:hint="eastAsia" w:ascii="宋体" w:hAnsi="宋体" w:eastAsia="宋体"/>
-          <w:sz w:val="28"/>
-          <w:szCs w:val="28"/>
-        </w:rPr>
-        <w:t>数据集可以用于增强或评估知识引导的推理能力</w:t>
-      </w:r>
-      <w:r>
-        <w:rPr>
-          <w:rFonts w:hint="eastAsia" w:ascii="宋体" w:hAnsi="宋体" w:eastAsia="宋体"/>
-          <w:sz w:val="28"/>
-          <w:szCs w:val="28"/>
-          <w:lang w:eastAsia="zh-CN"/>
-        </w:rPr>
-        <w:t>，</w:t>
-      </w:r>
-      <w:r>
-        <w:rPr>
-          <w:rFonts w:hint="eastAsia" w:ascii="宋体" w:hAnsi="宋体" w:eastAsia="宋体"/>
-          <w:sz w:val="28"/>
-          <w:szCs w:val="28"/>
-        </w:rPr>
-        <w:t>其规范化的推理步骤对于步骤监督方法和公式研究具有一定意义。</w:t>
+          <w:lang w:val="en-US" w:eastAsia="zh-CN"/>
+        </w:rPr>
+        <w:t>论文</w:t>
+      </w:r>
+      <w:r>
+        <w:rPr>
+          <w:rFonts w:hint="eastAsia" w:ascii="宋体" w:hAnsi="宋体" w:eastAsia="宋体"/>
+          <w:sz w:val="28"/>
+          <w:szCs w:val="28"/>
+        </w:rPr>
+        <w:t>构建了基于公式的数值推理数据集，详细介绍了可自动化的构建流程。</w:t>
+      </w:r>
+      <w:r>
+        <w:rPr>
+          <w:rFonts w:hint="eastAsia" w:ascii="宋体" w:hAnsi="宋体" w:eastAsia="宋体"/>
+          <w:sz w:val="28"/>
+          <w:szCs w:val="28"/>
+          <w:lang w:val="en-US" w:eastAsia="zh-CN"/>
+        </w:rPr>
+        <w:t>该数据集具有公式知识标注，构建流程提供了难度增强方案。</w:t>
       </w:r>
     </w:p>
     <w:p>
@@ -196,7 +241,7 @@
         <w:ind w:firstLine="560" w:firstLineChars="200"/>
         <w:textAlignment w:val="auto"/>
         <w:rPr>
-          <w:rFonts w:hint="eastAsia" w:ascii="宋体" w:hAnsi="宋体" w:eastAsia="宋体"/>
+          <w:rFonts w:hint="default" w:ascii="宋体" w:hAnsi="宋体" w:eastAsia="宋体"/>
           <w:sz w:val="28"/>
           <w:szCs w:val="28"/>
           <w:lang w:val="en-US" w:eastAsia="zh-CN"/>
@@ -209,7 +254,7 @@
           <w:szCs w:val="28"/>
           <w:lang w:val="en-US" w:eastAsia="zh-CN"/>
         </w:rPr>
-        <w:t>论文基于该数据集进行了较为全面的评测。论文不仅</w:t>
+        <w:t>论文提出了一种基于公式的数值推理方法并进行了</w:t>
       </w:r>
       <w:bookmarkStart w:id="0" w:name="_GoBack"/>
       <w:bookmarkEnd w:id="0"/>
@@ -220,7 +265,7 @@
           <w:szCs w:val="28"/>
           <w:lang w:val="en-US" w:eastAsia="zh-CN"/>
         </w:rPr>
-        <w:t>对各种规模的大语言模型进行了零样本方法评测，同时还进行了检索增强生成方法、监督微调方法以及直接偏好优化方法的评测，实验结果为未来的研究奠定了基础。</w:t>
+        <w:t>评测。该方法将数值推理进行模块化拆分，相比其他方案准确率有所提升。</w:t>
       </w:r>
     </w:p>
     <w:p>
@@ -241,20 +286,21 @@
         <w:ind w:firstLine="560" w:firstLineChars="200"/>
         <w:textAlignment w:val="auto"/>
         <w:rPr>
-          <w:rFonts w:hint="eastAsia" w:ascii="宋体" w:hAnsi="宋体" w:eastAsia="宋体"/>
-          <w:sz w:val="28"/>
-          <w:szCs w:val="28"/>
-          <w:lang w:val="en-US" w:eastAsia="zh-CN"/>
+          <w:rFonts w:ascii="宋体" w:hAnsi="宋体" w:eastAsia="宋体"/>
+          <w:b/>
+          <w:sz w:val="28"/>
+          <w:szCs w:val="28"/>
         </w:rPr>
       </w:pPr>
       <w:r>
         <w:rPr>
           <w:rFonts w:hint="eastAsia" w:ascii="宋体" w:hAnsi="宋体" w:eastAsia="宋体"/>
-          <w:sz w:val="28"/>
-          <w:szCs w:val="28"/>
-          <w:lang w:val="en-US" w:eastAsia="zh-CN"/>
-        </w:rPr>
-        <w:t>论文提出了一种基于公式的数值推理方法。该方法将数值推理任务基于公式进行任务分解，通过公式生成模块、参数识别模块和数值计算模块进行问题解答，并引入公式计算器来保障计算的可靠性，提高模型效果。该方法对于知识监督以及多模块协作的数值推理研究具有一定意义。</w:t>
+          <w:b w:val="0"/>
+          <w:bCs/>
+          <w:sz w:val="28"/>
+          <w:szCs w:val="28"/>
+        </w:rPr>
+        <w:t>论文结构合理，条理清晰。论文工作表明作者在本学科掌握了扎实的基础理论和系统的专门知识；具有从事科学研究工作或独立承担专门技术工作的能力。论文达到硕士学位论文水平。</w:t>
       </w:r>
     </w:p>
     <w:p>
@@ -276,7 +322,8 @@
         <w:textAlignment w:val="auto"/>
         <w:rPr>
           <w:rFonts w:ascii="宋体" w:hAnsi="宋体" w:eastAsia="宋体"/>
-          <w:b/>
+          <w:b w:val="0"/>
+          <w:bCs/>
           <w:sz w:val="28"/>
           <w:szCs w:val="28"/>
         </w:rPr>
@@ -289,7 +336,49 @@
           <w:sz w:val="28"/>
           <w:szCs w:val="28"/>
         </w:rPr>
-        <w:t>论文结构合理，条理清晰。论文工作表明作者在本学科掌握了扎实的基础理论和系统的专门知识；具有从事科学研究工作或独立承担专门技术工作的能力。论文达到硕士学位论文水平。</w:t>
+        <w:t>在答辩中，思路清晰</w:t>
+      </w:r>
+      <w:r>
+        <w:rPr>
+          <w:rFonts w:hint="eastAsia" w:ascii="宋体" w:hAnsi="宋体" w:eastAsia="宋体"/>
+          <w:b w:val="0"/>
+          <w:bCs/>
+          <w:sz w:val="28"/>
+          <w:szCs w:val="28"/>
+          <w:lang w:eastAsia="zh-CN"/>
+        </w:rPr>
+        <w:t>，</w:t>
+      </w:r>
+      <w:r>
+        <w:rPr>
+          <w:rFonts w:hint="eastAsia" w:ascii="宋体" w:hAnsi="宋体" w:eastAsia="宋体"/>
+          <w:b w:val="0"/>
+          <w:bCs/>
+          <w:sz w:val="28"/>
+          <w:szCs w:val="28"/>
+        </w:rPr>
+        <w:t>语言流畅</w:t>
+      </w:r>
+      <w:r>
+        <w:rPr>
+          <w:rFonts w:hint="eastAsia" w:ascii="宋体" w:hAnsi="宋体" w:eastAsia="宋体"/>
+          <w:b w:val="0"/>
+          <w:bCs/>
+          <w:sz w:val="28"/>
+          <w:szCs w:val="28"/>
+          <w:lang w:eastAsia="zh-CN"/>
+        </w:rPr>
+        <w:t>，</w:t>
+      </w:r>
+      <w:r>
+        <w:rPr>
+          <w:rFonts w:ascii="宋体" w:hAnsi="宋体" w:eastAsia="宋体"/>
+          <w:b w:val="0"/>
+          <w:bCs/>
+          <w:sz w:val="28"/>
+          <w:szCs w:val="28"/>
+        </w:rPr>
+        <w:t>回答问题正确。</w:t>
       </w:r>
     </w:p>
     <w:p>
@@ -325,84 +414,6 @@
           <w:sz w:val="28"/>
           <w:szCs w:val="28"/>
         </w:rPr>
-        <w:t>在答辩中，思路清晰</w:t>
-      </w:r>
-      <w:r>
-        <w:rPr>
-          <w:rFonts w:hint="eastAsia" w:ascii="宋体" w:hAnsi="宋体" w:eastAsia="宋体"/>
-          <w:b w:val="0"/>
-          <w:bCs/>
-          <w:sz w:val="28"/>
-          <w:szCs w:val="28"/>
-          <w:lang w:eastAsia="zh-CN"/>
-        </w:rPr>
-        <w:t>，</w:t>
-      </w:r>
-      <w:r>
-        <w:rPr>
-          <w:rFonts w:hint="eastAsia" w:ascii="宋体" w:hAnsi="宋体" w:eastAsia="宋体"/>
-          <w:b w:val="0"/>
-          <w:bCs/>
-          <w:sz w:val="28"/>
-          <w:szCs w:val="28"/>
-        </w:rPr>
-        <w:t>语言流畅</w:t>
-      </w:r>
-      <w:r>
-        <w:rPr>
-          <w:rFonts w:hint="eastAsia" w:ascii="宋体" w:hAnsi="宋体" w:eastAsia="宋体"/>
-          <w:b w:val="0"/>
-          <w:bCs/>
-          <w:sz w:val="28"/>
-          <w:szCs w:val="28"/>
-          <w:lang w:eastAsia="zh-CN"/>
-        </w:rPr>
-        <w:t>，</w:t>
-      </w:r>
-      <w:r>
-        <w:rPr>
-          <w:rFonts w:ascii="宋体" w:hAnsi="宋体" w:eastAsia="宋体"/>
-          <w:b w:val="0"/>
-          <w:bCs/>
-          <w:sz w:val="28"/>
-          <w:szCs w:val="28"/>
-        </w:rPr>
-        <w:t>回答问题正确。</w:t>
-      </w:r>
-    </w:p>
-    <w:p>
-      <w:pPr>
-        <w:keepNext w:val="0"/>
-        <w:keepLines w:val="0"/>
-        <w:pageBreakBefore w:val="0"/>
-        <w:widowControl w:val="0"/>
-        <w:kinsoku/>
-        <w:wordWrap/>
-        <w:overflowPunct/>
-        <w:topLinePunct w:val="0"/>
-        <w:autoSpaceDE/>
-        <w:autoSpaceDN/>
-        <w:bidi w:val="0"/>
-        <w:adjustRightInd/>
-        <w:snapToGrid/>
-        <w:ind w:firstLine="560" w:firstLineChars="200"/>
-        <w:textAlignment w:val="auto"/>
-        <w:rPr>
-          <w:rFonts w:ascii="宋体" w:hAnsi="宋体" w:eastAsia="宋体"/>
-          <w:b w:val="0"/>
-          <w:bCs/>
-          <w:sz w:val="28"/>
-          <w:szCs w:val="28"/>
-        </w:rPr>
-      </w:pPr>
-      <w:r>
-        <w:rPr>
-          <w:rFonts w:hint="eastAsia" w:ascii="宋体" w:hAnsi="宋体" w:eastAsia="宋体"/>
-          <w:b w:val="0"/>
-          <w:bCs/>
-          <w:sz w:val="28"/>
-          <w:szCs w:val="28"/>
-        </w:rPr>
         <w:t>经答辩委员会表决，同意通过</w:t>
       </w:r>
       <w:r>
@@ -471,7 +482,7 @@
   <w:docDefaults>
     <w:rPrDefault>
       <w:rPr>
-        <w:rFonts w:asciiTheme="minorHAnsi" w:hAnsiTheme="minorHAnsi" w:eastAsiaTheme="minorEastAsia" w:cstheme="minorBidi"/>
+        <w:rFonts w:ascii="Times New Roman" w:hAnsi="Times New Roman" w:eastAsia="宋体" w:cs="Times New Roman"/>
       </w:rPr>
     </w:rPrDefault>
     <w:pPrDefault/>
